--- a/_Studying(6th_sem)/ReliabilityTheory/шаблон.docx
+++ b/_Studying(6th_sem)/ReliabilityTheory/шаблон.docx
@@ -1,6 +1,6 @@
 
 <file path=word/document.xml><?xml version="1.0" encoding="utf-8"?>
-<w:document xmlns:wpc="http://schemas.microsoft.com/office/word/2010/wordprocessingCanvas" xmlns:cx="http://schemas.microsoft.com/office/drawing/2014/chartex" xmlns:cx1="http://schemas.microsoft.com/office/drawing/2015/9/8/chartex" xmlns:mc="http://schemas.openxmlformats.org/markup-compatibility/2006" xmlns:o="urn:schemas-microsoft-com:office:office" xmlns:r="http://schemas.openxmlformats.org/officeDocument/2006/relationships" xmlns:m="http://schemas.openxmlformats.org/officeDocument/2006/math" xmlns:v="urn:schemas-microsoft-com:vml" xmlns:wp14="http://schemas.microsoft.com/office/word/2010/wordprocessingDrawing" xmlns:wp="http://schemas.openxmlformats.org/drawingml/2006/wordprocessingDrawing" xmlns:w10="urn:schemas-microsoft-com:office:word" xmlns:w="http://schemas.openxmlformats.org/wordprocessingml/2006/main" xmlns:w14="http://schemas.microsoft.com/office/word/2010/wordml" xmlns:w15="http://schemas.microsoft.com/office/word/2012/wordml" xmlns:w16se="http://schemas.microsoft.com/office/word/2015/wordml/symex" xmlns:wpg="http://schemas.microsoft.com/office/word/2010/wordprocessingGroup" xmlns:wpi="http://schemas.microsoft.com/office/word/2010/wordprocessingInk" xmlns:wne="http://schemas.microsoft.com/office/word/2006/wordml" xmlns:wps="http://schemas.microsoft.com/office/word/2010/wordprocessingShape" mc:Ignorable="w14 w15 w16se wp14">
+<w:document xmlns:wpc="http://schemas.microsoft.com/office/word/2010/wordprocessingCanvas" xmlns:cx="http://schemas.microsoft.com/office/drawing/2014/chartex" xmlns:cx1="http://schemas.microsoft.com/office/drawing/2015/9/8/chartex" xmlns:cx2="http://schemas.microsoft.com/office/drawing/2015/10/21/chartex" xmlns:cx3="http://schemas.microsoft.com/office/drawing/2016/5/9/chartex" xmlns:cx4="http://schemas.microsoft.com/office/drawing/2016/5/10/chartex" xmlns:cx5="http://schemas.microsoft.com/office/drawing/2016/5/11/chartex" xmlns:cx6="http://schemas.microsoft.com/office/drawing/2016/5/12/chartex" xmlns:cx7="http://schemas.microsoft.com/office/drawing/2016/5/13/chartex" xmlns:cx8="http://schemas.microsoft.com/office/drawing/2016/5/14/chartex" xmlns:mc="http://schemas.openxmlformats.org/markup-compatibility/2006" xmlns:aink="http://schemas.microsoft.com/office/drawing/2016/ink" xmlns:am3d="http://schemas.microsoft.com/office/drawing/2017/model3d" xmlns:o="urn:schemas-microsoft-com:office:office" xmlns:oel="http://schemas.microsoft.com/office/2019/extlst" xmlns:r="http://schemas.openxmlformats.org/officeDocument/2006/relationships" xmlns:m="http://schemas.openxmlformats.org/officeDocument/2006/math" xmlns:v="urn:schemas-microsoft-com:vml" xmlns:wp14="http://schemas.microsoft.com/office/word/2010/wordprocessingDrawing" xmlns:wp="http://schemas.openxmlformats.org/drawingml/2006/wordprocessingDrawing" xmlns:w10="urn:schemas-microsoft-com:office:word" xmlns:w="http://schemas.openxmlformats.org/wordprocessingml/2006/main" xmlns:w14="http://schemas.microsoft.com/office/word/2010/wordml" xmlns:w15="http://schemas.microsoft.com/office/word/2012/wordml" xmlns:w16cex="http://schemas.microsoft.com/office/word/2018/wordml/cex" xmlns:w16cid="http://schemas.microsoft.com/office/word/2016/wordml/cid" xmlns:w16="http://schemas.microsoft.com/office/word/2018/wordml" xmlns:w16du="http://schemas.microsoft.com/office/word/2023/wordml/word16du" xmlns:w16sdtdh="http://schemas.microsoft.com/office/word/2020/wordml/sdtdatahash" xmlns:w16sdtfl="http://schemas.microsoft.com/office/word/2024/wordml/sdtformatlock" xmlns:w16se="http://schemas.microsoft.com/office/word/2015/wordml/symex" xmlns:wpg="http://schemas.microsoft.com/office/word/2010/wordprocessingGroup" xmlns:wpi="http://schemas.microsoft.com/office/word/2010/wordprocessingInk" xmlns:wne="http://schemas.microsoft.com/office/word/2006/wordml" xmlns:wps="http://schemas.microsoft.com/office/word/2010/wordprocessingShape" mc:Ignorable="w14 w15 w16se w16cid w16 w16cex w16sdtdh w16sdtfl w16du wp14">
   <w:body>
     <w:p>
       <w:pPr>
@@ -186,6 +186,13 @@
           <w:lang w:val="ru-RU"/>
         </w:rPr>
       </w:pPr>
+      <w:r>
+        <w:rPr>
+          <w:b/>
+          <w:lang w:val="ru-RU"/>
+        </w:rPr>
+        <w:t>Анализ дерева неисправностей (FTA)</w:t>
+      </w:r>
     </w:p>
     <w:p>
       <w:pPr>
@@ -265,26 +272,32 @@
         <w:ind w:firstLine="5529"/>
         <w:jc w:val="both"/>
         <w:rPr>
+          <w:lang w:val="ru-RU"/>
+        </w:rPr>
+      </w:pPr>
+      <w:r>
+        <w:rPr>
+          <w:lang w:val="ru-RU"/>
+        </w:rPr>
+        <w:t>студент группы</w:t>
+      </w:r>
+      <w:r>
+        <w:rPr>
+          <w:lang w:val="ru-RU"/>
+        </w:rPr>
+        <w:t xml:space="preserve"> </w:t>
+      </w:r>
+      <w:r>
+        <w:rPr>
           <w:lang w:val="en-US"/>
         </w:rPr>
-      </w:pPr>
-      <w:r>
-        <w:rPr>
-          <w:lang w:val="ru-RU"/>
-        </w:rPr>
-        <w:t>студент группы</w:t>
-      </w:r>
-      <w:r>
-        <w:rPr>
-          <w:lang w:val="ru-RU"/>
-        </w:rPr>
-        <w:t xml:space="preserve"> </w:t>
-      </w:r>
-      <w:r>
-        <w:rPr>
-          <w:lang w:val="en-US"/>
-        </w:rPr>
-        <w:t>N3</w:t>
+        <w:t>N</w:t>
+      </w:r>
+      <w:r>
+        <w:rPr>
+          <w:lang w:val="ru-RU"/>
+        </w:rPr>
+        <w:t>3</w:t>
       </w:r>
     </w:p>
     <w:p>
@@ -519,6 +532,13 @@
     </w:p>
     <w:sdt>
       <w:sdtPr>
+        <w:rPr>
+          <w:rFonts w:ascii="Times New Roman" w:eastAsia="Times New Roman" w:hAnsi="Times New Roman" w:cs="Times New Roman"/>
+          <w:color w:val="auto"/>
+          <w:sz w:val="24"/>
+          <w:szCs w:val="24"/>
+          <w:lang w:val="ru"/>
+        </w:rPr>
         <w:id w:val="178012153"/>
         <w:docPartObj>
           <w:docPartGallery w:val="Table of Contents"/>
@@ -527,13 +547,8 @@
       </w:sdtPr>
       <w:sdtEndPr>
         <w:rPr>
-          <w:rFonts w:ascii="Times New Roman" w:eastAsia="Times New Roman" w:hAnsi="Times New Roman" w:cs="Times New Roman"/>
           <w:b/>
           <w:bCs/>
-          <w:color w:val="auto"/>
-          <w:sz w:val="24"/>
-          <w:szCs w:val="24"/>
-          <w:lang w:val="ru"/>
         </w:rPr>
       </w:sdtEndPr>
       <w:sdtContent>
@@ -884,10 +899,9 @@
         <w:rPr>
           <w:lang w:val="ru-RU"/>
         </w:rPr>
+        <w:lastRenderedPageBreak/>
         <w:br w:type="page"/>
       </w:r>
-      <w:bookmarkStart w:id="0" w:name="_GoBack"/>
-      <w:bookmarkEnd w:id="0"/>
     </w:p>
     <w:p>
       <w:pPr>
@@ -903,7 +917,7 @@
           <w:lang w:val="ru-RU"/>
         </w:rPr>
       </w:pPr>
-      <w:bookmarkStart w:id="1" w:name="_Toc221273114"/>
+      <w:bookmarkStart w:id="0" w:name="_Toc221273114"/>
       <w:r>
         <w:rPr>
           <w:rFonts w:ascii="Times New Roman" w:hAnsi="Times New Roman" w:cs="Times New Roman"/>
@@ -915,7 +929,7 @@
         <w:lastRenderedPageBreak/>
         <w:t>1 Задание на практическую работу</w:t>
       </w:r>
-      <w:bookmarkEnd w:id="1"/>
+      <w:bookmarkEnd w:id="0"/>
     </w:p>
     <w:p>
       <w:pPr>
@@ -931,7 +945,7 @@
           <w:lang w:val="ru-RU"/>
         </w:rPr>
       </w:pPr>
-      <w:bookmarkStart w:id="2" w:name="_Toc221273115"/>
+      <w:bookmarkStart w:id="1" w:name="_Toc221273115"/>
       <w:r>
         <w:rPr>
           <w:rFonts w:ascii="Times New Roman" w:hAnsi="Times New Roman" w:cs="Times New Roman"/>
@@ -942,7 +956,7 @@
         </w:rPr>
         <w:t>1.1 Цель работы</w:t>
       </w:r>
-      <w:bookmarkEnd w:id="2"/>
+      <w:bookmarkEnd w:id="1"/>
     </w:p>
     <w:p>
       <w:pPr>
@@ -977,7 +991,7 @@
           <w:lang w:val="ru-RU"/>
         </w:rPr>
       </w:pPr>
-      <w:bookmarkStart w:id="3" w:name="_Toc221273116"/>
+      <w:bookmarkStart w:id="2" w:name="_Toc221273116"/>
       <w:r>
         <w:rPr>
           <w:rFonts w:ascii="Times New Roman" w:hAnsi="Times New Roman" w:cs="Times New Roman"/>
@@ -999,7 +1013,7 @@
         </w:rPr>
         <w:t>Практическая часть</w:t>
       </w:r>
-      <w:bookmarkEnd w:id="3"/>
+      <w:bookmarkEnd w:id="2"/>
     </w:p>
     <w:p>
       <w:pPr>
@@ -1018,15 +1032,7 @@
           <w:szCs w:val="28"/>
           <w:lang w:val="ru-RU"/>
         </w:rPr>
-        <w:t xml:space="preserve">Текст оформляется межстрочным интервалом: 1,5. </w:t>
-      </w:r>
-      <w:r>
-        <w:rPr>
-          <w:sz w:val="28"/>
-          <w:szCs w:val="28"/>
-          <w:lang w:val="ru-RU"/>
-        </w:rPr>
-        <w:t xml:space="preserve">Цвет шрифта должен быть черным </w:t>
+        <w:t xml:space="preserve">Текст оформляется межстрочным интервалом: 1,5. Цвет шрифта должен быть черным </w:t>
       </w:r>
       <w:r>
         <w:rPr>
@@ -1342,6 +1348,7 @@
       </w:pPr>
       <w:r>
         <w:rPr>
+          <w:noProof/>
           <w:sz w:val="28"/>
           <w:szCs w:val="28"/>
           <w:lang w:val="ru-RU"/>
@@ -1415,15 +1422,7 @@
           <w:szCs w:val="28"/>
           <w:lang w:val="ru-RU"/>
         </w:rPr>
-        <w:t xml:space="preserve"> </w:t>
-      </w:r>
-      <w:r>
-        <w:rPr>
-          <w:sz w:val="28"/>
-          <w:szCs w:val="28"/>
-          <w:lang w:val="ru-RU"/>
-        </w:rPr>
-        <w:t>Название рисунка</w:t>
+        <w:t xml:space="preserve"> Название рисунка</w:t>
       </w:r>
     </w:p>
     <w:p>
@@ -1673,7 +1672,7 @@
           <w:lang w:val="ru-RU"/>
         </w:rPr>
       </w:pPr>
-      <w:bookmarkStart w:id="4" w:name="_Toc221273117"/>
+      <w:bookmarkStart w:id="3" w:name="_Toc221273117"/>
       <w:r>
         <w:rPr>
           <w:rFonts w:ascii="Times New Roman" w:hAnsi="Times New Roman" w:cs="Times New Roman"/>
@@ -1685,7 +1684,7 @@
         <w:lastRenderedPageBreak/>
         <w:t>ЗАКЛЮЧЕНИЕ</w:t>
       </w:r>
-      <w:bookmarkEnd w:id="4"/>
+      <w:bookmarkEnd w:id="3"/>
     </w:p>
     <w:p>
       <w:pPr>
@@ -1721,7 +1720,7 @@
 </file>
 
 <file path=word/numbering.xml><?xml version="1.0" encoding="utf-8"?>
-<w:numbering xmlns:wpc="http://schemas.microsoft.com/office/word/2010/wordprocessingCanvas" xmlns:cx="http://schemas.microsoft.com/office/drawing/2014/chartex" xmlns:cx1="http://schemas.microsoft.com/office/drawing/2015/9/8/chartex" xmlns:mc="http://schemas.openxmlformats.org/markup-compatibility/2006" xmlns:o="urn:schemas-microsoft-com:office:office" xmlns:r="http://schemas.openxmlformats.org/officeDocument/2006/relationships" xmlns:m="http://schemas.openxmlformats.org/officeDocument/2006/math" xmlns:v="urn:schemas-microsoft-com:vml" xmlns:wp14="http://schemas.microsoft.com/office/word/2010/wordprocessingDrawing" xmlns:wp="http://schemas.openxmlformats.org/drawingml/2006/wordprocessingDrawing" xmlns:w10="urn:schemas-microsoft-com:office:word" xmlns:w="http://schemas.openxmlformats.org/wordprocessingml/2006/main" xmlns:w14="http://schemas.microsoft.com/office/word/2010/wordml" xmlns:w15="http://schemas.microsoft.com/office/word/2012/wordml" xmlns:w16se="http://schemas.microsoft.com/office/word/2015/wordml/symex" xmlns:wpg="http://schemas.microsoft.com/office/word/2010/wordprocessingGroup" xmlns:wpi="http://schemas.microsoft.com/office/word/2010/wordprocessingInk" xmlns:wne="http://schemas.microsoft.com/office/word/2006/wordml" xmlns:wps="http://schemas.microsoft.com/office/word/2010/wordprocessingShape" mc:Ignorable="w14 w15 w16se wp14">
+<w:numbering xmlns:wpc="http://schemas.microsoft.com/office/word/2010/wordprocessingCanvas" xmlns:cx="http://schemas.microsoft.com/office/drawing/2014/chartex" xmlns:cx1="http://schemas.microsoft.com/office/drawing/2015/9/8/chartex" xmlns:cx2="http://schemas.microsoft.com/office/drawing/2015/10/21/chartex" xmlns:cx3="http://schemas.microsoft.com/office/drawing/2016/5/9/chartex" xmlns:cx4="http://schemas.microsoft.com/office/drawing/2016/5/10/chartex" xmlns:cx5="http://schemas.microsoft.com/office/drawing/2016/5/11/chartex" xmlns:cx6="http://schemas.microsoft.com/office/drawing/2016/5/12/chartex" xmlns:cx7="http://schemas.microsoft.com/office/drawing/2016/5/13/chartex" xmlns:cx8="http://schemas.microsoft.com/office/drawing/2016/5/14/chartex" xmlns:mc="http://schemas.openxmlformats.org/markup-compatibility/2006" xmlns:aink="http://schemas.microsoft.com/office/drawing/2016/ink" xmlns:am3d="http://schemas.microsoft.com/office/drawing/2017/model3d" xmlns:o="urn:schemas-microsoft-com:office:office" xmlns:oel="http://schemas.microsoft.com/office/2019/extlst" xmlns:r="http://schemas.openxmlformats.org/officeDocument/2006/relationships" xmlns:m="http://schemas.openxmlformats.org/officeDocument/2006/math" xmlns:v="urn:schemas-microsoft-com:vml" xmlns:wp14="http://schemas.microsoft.com/office/word/2010/wordprocessingDrawing" xmlns:wp="http://schemas.openxmlformats.org/drawingml/2006/wordprocessingDrawing" xmlns:w10="urn:schemas-microsoft-com:office:word" xmlns:w="http://schemas.openxmlformats.org/wordprocessingml/2006/main" xmlns:w14="http://schemas.microsoft.com/office/word/2010/wordml" xmlns:w15="http://schemas.microsoft.com/office/word/2012/wordml" xmlns:w16cex="http://schemas.microsoft.com/office/word/2018/wordml/cex" xmlns:w16cid="http://schemas.microsoft.com/office/word/2016/wordml/cid" xmlns:w16="http://schemas.microsoft.com/office/word/2018/wordml" xmlns:w16du="http://schemas.microsoft.com/office/word/2023/wordml/word16du" xmlns:w16sdtdh="http://schemas.microsoft.com/office/word/2020/wordml/sdtdatahash" xmlns:w16sdtfl="http://schemas.microsoft.com/office/word/2024/wordml/sdtformatlock" xmlns:w16se="http://schemas.microsoft.com/office/word/2015/wordml/symex" xmlns:wpg="http://schemas.microsoft.com/office/word/2010/wordprocessingGroup" xmlns:wpi="http://schemas.microsoft.com/office/word/2010/wordprocessingInk" xmlns:wne="http://schemas.microsoft.com/office/word/2006/wordml" xmlns:wps="http://schemas.microsoft.com/office/word/2010/wordprocessingShape" mc:Ignorable="w14 w15 w16se w16cid w16 w16cex w16sdtdh w16sdtfl w16du wp14">
   <w:abstractNum w:abstractNumId="0" w15:restartNumberingAfterBreak="0">
     <w:nsid w:val="20FC2C1A"/>
     <w:multiLevelType w:val="hybridMultilevel"/>
@@ -2306,29 +2305,29 @@
       </w:pPr>
     </w:lvl>
   </w:abstractNum>
-  <w:num w:numId="1">
+  <w:num w:numId="1" w16cid:durableId="1084229754">
     <w:abstractNumId w:val="3"/>
   </w:num>
-  <w:num w:numId="2">
+  <w:num w:numId="2" w16cid:durableId="1244222796">
     <w:abstractNumId w:val="4"/>
   </w:num>
-  <w:num w:numId="3">
+  <w:num w:numId="3" w16cid:durableId="563099530">
     <w:abstractNumId w:val="1"/>
   </w:num>
-  <w:num w:numId="4">
+  <w:num w:numId="4" w16cid:durableId="877354318">
     <w:abstractNumId w:val="0"/>
   </w:num>
-  <w:num w:numId="5">
+  <w:num w:numId="5" w16cid:durableId="982395466">
     <w:abstractNumId w:val="2"/>
   </w:num>
-  <w:num w:numId="6">
+  <w:num w:numId="6" w16cid:durableId="1896233535">
     <w:abstractNumId w:val="5"/>
   </w:num>
 </w:numbering>
 </file>
 
 <file path=word/styles.xml><?xml version="1.0" encoding="utf-8"?>
-<w:styles xmlns:mc="http://schemas.openxmlformats.org/markup-compatibility/2006" xmlns:r="http://schemas.openxmlformats.org/officeDocument/2006/relationships" xmlns:w="http://schemas.openxmlformats.org/wordprocessingml/2006/main" xmlns:w14="http://schemas.microsoft.com/office/word/2010/wordml" xmlns:w15="http://schemas.microsoft.com/office/word/2012/wordml" xmlns:w16se="http://schemas.microsoft.com/office/word/2015/wordml/symex" mc:Ignorable="w14 w15 w16se">
+<w:styles xmlns:mc="http://schemas.openxmlformats.org/markup-compatibility/2006" xmlns:r="http://schemas.openxmlformats.org/officeDocument/2006/relationships" xmlns:w="http://schemas.openxmlformats.org/wordprocessingml/2006/main" xmlns:w14="http://schemas.microsoft.com/office/word/2010/wordml" xmlns:w15="http://schemas.microsoft.com/office/word/2012/wordml" xmlns:w16cex="http://schemas.microsoft.com/office/word/2018/wordml/cex" xmlns:w16cid="http://schemas.microsoft.com/office/word/2016/wordml/cid" xmlns:w16="http://schemas.microsoft.com/office/word/2018/wordml" xmlns:w16du="http://schemas.microsoft.com/office/word/2023/wordml/word16du" xmlns:w16sdtdh="http://schemas.microsoft.com/office/word/2020/wordml/sdtdatahash" xmlns:w16sdtfl="http://schemas.microsoft.com/office/word/2024/wordml/sdtformatlock" xmlns:w16se="http://schemas.microsoft.com/office/word/2015/wordml/symex" mc:Ignorable="w14 w15 w16se w16cid w16 w16cex w16sdtdh w16sdtfl w16du">
   <w:docDefaults>
     <w:rPrDefault>
       <w:rPr>
@@ -2344,7 +2343,7 @@
       </w:pPr>
     </w:pPrDefault>
   </w:docDefaults>
-  <w:latentStyles w:defLockedState="0" w:defUIPriority="99" w:defSemiHidden="0" w:defUnhideWhenUsed="0" w:defQFormat="0" w:count="371">
+  <w:latentStyles w:defLockedState="0" w:defUIPriority="99" w:defSemiHidden="0" w:defUnhideWhenUsed="0" w:defQFormat="0" w:count="376">
     <w:lsdException w:name="Normal" w:uiPriority="0" w:qFormat="1"/>
     <w:lsdException w:name="heading 1" w:uiPriority="9" w:qFormat="1"/>
     <w:lsdException w:name="heading 2" w:semiHidden="1" w:uiPriority="9" w:unhideWhenUsed="1" w:qFormat="1"/>
@@ -2716,6 +2715,11 @@
     <w:lsdException w:name="List Table 5 Dark Accent 6" w:uiPriority="50"/>
     <w:lsdException w:name="List Table 6 Colorful Accent 6" w:uiPriority="51"/>
     <w:lsdException w:name="List Table 7 Colorful Accent 6" w:uiPriority="52"/>
+    <w:lsdException w:name="Mention" w:semiHidden="1" w:unhideWhenUsed="1"/>
+    <w:lsdException w:name="Smart Hyperlink" w:semiHidden="1" w:unhideWhenUsed="1"/>
+    <w:lsdException w:name="Hashtag" w:semiHidden="1" w:unhideWhenUsed="1"/>
+    <w:lsdException w:name="Unresolved Mention" w:semiHidden="1" w:unhideWhenUsed="1"/>
+    <w:lsdException w:name="Smart Link" w:semiHidden="1" w:unhideWhenUsed="1"/>
   </w:latentStyles>
   <w:style w:type="paragraph" w:default="1" w:styleId="a">
     <w:name w:val="Normal"/>
